--- a/cf/jm/u/files/u025.docx
+++ b/cf/jm/u/files/u025.docx
@@ -20,7 +20,7 @@
     </w:p>
     <w:p>
       <w:r>
-        <w:t>請針對每個題目，把答案填在「回答：」後面（越具體越好）；填好後請放回您的部門資料夾即可，不需回信。</w:t>
+        <w:t>這份問卷是想更了解您的實際作業，好把您的 AI 助理做得更貼近需求。第一部分請把答案填在「回答：」後面（越具體越好）；第二部分只是先讓您了解，之後用的時候再一起調整，不用現在填。填好後放回您的部門資料夾即可，不需回信。</w:t>
       </w:r>
     </w:p>
     <w:p>
@@ -32,8 +32,16 @@
       </w:r>
     </w:p>
     <w:p>
+      <w:pPr>
+        <w:pStyle w:val="Heading2"/>
+      </w:pPr>
       <w:r>
-        <w:t>1. 博格系統常填的是哪幾類表單（資訊服務申請、變更申請、簽核說明…）？各自必填欄位是什麼？</w:t>
+        <w:t>一、請您提供或確認的事情</w:t>
+      </w:r>
+    </w:p>
+    <w:p>
+      <w:r>
+        <w:t>1. 你要 AI 幫忙填的是博格系統（電子簽核系統）上的哪幾種電子表單？先列出常用的表單類型。</w:t>
       </w:r>
     </w:p>
     <w:p>
@@ -43,7 +51,7 @@
     </w:p>
     <w:p>
       <w:r>
-        <w:t>2. 表單內容通常來自哪裡——會議決議、主管指示、既有規範？有沒有可參照的往例？</w:t>
+        <w:t>2. 每種表單要填哪些欄位、用什麼正式用語？先給我幾份填好的範本。</w:t>
       </w:r>
     </w:p>
     <w:p>
@@ -53,7 +61,7 @@
     </w:p>
     <w:p>
       <w:r>
-        <w:t>3. 各類表單的用語與陳述格式有沒有慣例（例如需求說明要三段式、變更要附回復方案）？</w:t>
+        <w:t>3. 你真正想省時的是「想欄位內容很花時間」，還是「在系統上開單、送簽很繁瑣」？（後者 AI 沒辦法代做，先確認清楚）</w:t>
       </w:r>
     </w:p>
     <w:p>
@@ -63,7 +71,7 @@
     </w:p>
     <w:p>
       <w:r>
-        <w:t>4. 簽核對象/收件人如何依表單類型對應？這部分要 AI 建議還是你自己指定？</w:t>
+        <w:t>4. 填好的內容要送給誰簽核？不同表單的簽核對象和核決層級怎麼分？</w:t>
       </w:r>
     </w:p>
     <w:p>
@@ -73,7 +81,7 @@
     </w:p>
     <w:p>
       <w:r>
-        <w:t>5. AI 只出「可貼入表單的內容草稿」，不代為在博格系統操作送簽，這個分工你認可嗎？</w:t>
+        <w:t>5. 哪些情況該開哪種表單？有沒有作業規範可以參考？</w:t>
       </w:r>
     </w:p>
     <w:p>
@@ -83,12 +91,45 @@
     </w:p>
     <w:p>
       <w:r>
-        <w:t>6. 金額、日期等具體數字缺漏時，你希望 AI 標「待補」而不是自行填補，對嗎？</w:t>
+        <w:t>6. AI 只出「表單內容草稿」讓你貼進博格系統，實際開單送簽還是你自己來，這樣的定位可以嗎？</w:t>
       </w:r>
     </w:p>
     <w:p>
       <w:r>
         <w:t>回答：</w:t>
+      </w:r>
+    </w:p>
+    <w:p>
+      <w:pPr>
+        <w:pStyle w:val="Heading2"/>
+      </w:pPr>
+      <w:r>
+        <w:t>二、要用了之後、跟 AI 一起調整的事情（先了解即可，不用現在填）</w:t>
+      </w:r>
+    </w:p>
+    <w:p>
+      <w:r>
+        <w:t>• 上線先給它幾個真實需求（會議決議、主管指示）試跑，看它整理的欄位內容合不合用，不對就回饋讓它改。</w:t>
+      </w:r>
+    </w:p>
+    <w:p>
+      <w:r>
+        <w:t>• 需求講得越清楚，它填得越完整；只給模糊一句話時它會大量標「待補」，你再補資訊給它。</w:t>
+      </w:r>
+    </w:p>
+    <w:p>
+      <w:r>
+        <w:t>• 它不會幫你在博格系統上送出表單，也不會亂編簽核對象或單號，這些一定人來。</w:t>
+      </w:r>
+    </w:p>
+    <w:p>
+      <w:r>
+        <w:t>• 把常用表單的正式用語和範本多餵幾份，讓它寫出來的內容更像你們的慣用寫法。</w:t>
+      </w:r>
+    </w:p>
+    <w:p>
+      <w:r>
+        <w:t>• 覺得草稿的用語太生硬或格式要調，直接說，它會照你要的語氣和版型改。</w:t>
       </w:r>
     </w:p>
     <w:p/>
@@ -101,8 +142,16 @@
       </w:r>
     </w:p>
     <w:p>
+      <w:pPr>
+        <w:pStyle w:val="Heading2"/>
+      </w:pPr>
       <w:r>
-        <w:t>1. 各家報價單格式差異大嗎（PDF/Word/Excel）？要比較哪些構面（成本、規格、服務、風險）？</w:t>
+        <w:t>一、請您提供或確認的事情</w:t>
+      </w:r>
+    </w:p>
+    <w:p>
+      <w:r>
+        <w:t>1. 你要整理的是資訊設備採購／建置專案的分析，來源是各家廠商的報價單和分析資料嗎？先給我幾份範例。</w:t>
       </w:r>
     </w:p>
     <w:p>
@@ -112,7 +161,7 @@
     </w:p>
     <w:p>
       <w:r>
-        <w:t>2. 成本要比一次性、年費、還是三年 TCO？授權模式（訂閱/買斷）要納入比較嗎？</w:t>
+        <w:t>2. 比較方案時要看哪些面向？（成本、規格、服務、資安、風險）這些評估構面的正式準則給我。</w:t>
       </w:r>
     </w:p>
     <w:p>
@@ -122,7 +171,7 @@
     </w:p>
     <w:p>
       <w:r>
-        <w:t>3. 分析要產出的是 PPT（給部門看）還是簽呈 Word（送核）？兩者結構固定嗎？</w:t>
+        <w:t>3. 成本要怎麼算？（一次性費用、每年費用、還是算幾年的總持有成本）計算期間怎麼定？</w:t>
       </w:r>
     </w:p>
     <w:p>
@@ -132,7 +181,7 @@
     </w:p>
     <w:p>
       <w:r>
-        <w:t>4. 評估準則是既有的還是要新訂？有沒有加權評分的做法？</w:t>
+        <w:t>4. 各家規格常常不完全一樣，遇到規格不對等要 AI 直接比、還是先標「待釐清」讓人確認？</w:t>
       </w:r>
     </w:p>
     <w:p>
@@ -142,7 +191,7 @@
     </w:p>
     <w:p>
       <w:r>
-        <w:t>5. 金額要照報價原數列示、AI 不臆算，這點確認嗎？方案不代決策，只呈現客觀差異？</w:t>
+        <w:t>5. 最後要產出分析簡報或簽呈，這兩種的固定版型和用語給我；建議方案的欄位是不是要留白讓主管決定？</w:t>
       </w:r>
     </w:p>
     <w:p>
@@ -152,12 +201,45 @@
     </w:p>
     <w:p>
       <w:r>
-        <w:t>6. 資料不足（如缺合規文件）時要標「待補」，這個處理你認可嗎？</w:t>
+        <w:t>6. 選哪家廠商的核決流程和簽核對象是誰？</w:t>
       </w:r>
     </w:p>
     <w:p>
       <w:r>
         <w:t>回答：</w:t>
+      </w:r>
+    </w:p>
+    <w:p>
+      <w:pPr>
+        <w:pStyle w:val="Heading2"/>
+      </w:pPr>
+      <w:r>
+        <w:t>二、要用了之後、跟 AI 一起調整的事情（先了解即可，不用現在填）</w:t>
+      </w:r>
+    </w:p>
+    <w:p>
+      <w:r>
+        <w:t>• 上線先拿幾組真實報價試跑，看它抓金額、歸類評估面向、算成本準不準，錯的回饋讓它修。</w:t>
+      </w:r>
+    </w:p>
+    <w:p>
+      <w:r>
+        <w:t>• 它不會幫你決定選哪家，只把比較整理好、建議欄留白，最後由你和主管綜合判斷。</w:t>
+      </w:r>
+    </w:p>
+    <w:p>
+      <w:r>
+        <w:t>• 選商要考慮資安、相容性、維運成本，最低價不一定最好，這個判斷邏輯多給它範例讓它學。</w:t>
+      </w:r>
+    </w:p>
+    <w:p>
+      <w:r>
+        <w:t>• EgentHub 不會直接產出 ppt／word，它出的是文字草稿，你再貼進簡報或簽呈定稿。</w:t>
+      </w:r>
+    </w:p>
+    <w:p>
+      <w:r>
+        <w:t>• 覺得比較表或簽呈草稿的結構要調，直接說，它會照你要的版型改。</w:t>
       </w:r>
     </w:p>
     <w:p/>
